--- a/templates/tcc53440e452d.docx
+++ b/templates/tcc53440e452d.docx
@@ -5,236 +5,1221 @@
     <w:p>
       <w:pPr>
         <w:jc w:val="center"/>
+        <w:rPr>
+          <w:rFonts w:ascii="Times New Roman" w:hAnsi="Times New Roman" w:cs="Times New Roman"/>
+          <w:b/>
+          <w:bCs/>
+          <w:sz w:val="28"/>
+          <w:szCs w:val="28"/>
+        </w:rPr>
       </w:pPr>
       <w:r>
         <w:rPr>
-          <w:b/>
-          <w:sz w:val="28"/>
-        </w:rPr>
-        <w:t>حضرة مأمور دائرة تنفيذ {{ المحكمة }} المحترم</w:t>
-      </w:r>
+          <w:rFonts w:cs="Times New Roman"/>
+          <w:b/>
+          <w:bCs/>
+          <w:sz w:val="28"/>
+          <w:szCs w:val="28"/>
+          <w:rtl/>
+        </w:rPr>
+        <w:t xml:space="preserve">حضرة مأمور دائرة تنفيذ </w:t>
+      </w:r>
+      <w:r>
+        <w:rPr>
+          <w:b/>
+          <w:bCs/>
+          <w:sz w:val="28"/>
+          <w:szCs w:val="28"/>
+        </w:rPr>
+        <w:t xml:space="preserve">{{ </w:t>
+      </w:r>
+      <w:r>
+        <w:rPr>
+          <w:b/>
+          <w:bCs/>
+          <w:sz w:val="28"/>
+          <w:szCs w:val="28"/>
+          <w:rtl/>
+        </w:rPr>
+        <w:t>المحكمة</w:t>
+      </w:r>
+      <w:r>
+        <w:rPr>
+          <w:b/>
+          <w:bCs/>
+          <w:sz w:val="28"/>
+          <w:szCs w:val="28"/>
+        </w:rPr>
+        <w:t xml:space="preserve"> }}</w:t>
+      </w:r>
+      <w:r>
+        <w:rPr>
+          <w:rFonts w:cs="Times New Roman"/>
+          <w:b/>
+          <w:bCs/>
+          <w:sz w:val="28"/>
+          <w:szCs w:val="28"/>
+          <w:rtl/>
+        </w:rPr>
+        <w:t xml:space="preserve"> </w:t>
+      </w:r>
+      <w:bookmarkStart w:id="0" w:name="_Hlk158395817"/>
+      <w:r>
+        <w:rPr>
+          <w:rFonts w:cs="Times New Roman"/>
+          <w:b/>
+          <w:bCs/>
+          <w:sz w:val="28"/>
+          <w:szCs w:val="28"/>
+          <w:rtl/>
+        </w:rPr>
+        <w:t>المحترم</w:t>
+      </w:r>
+      <w:bookmarkEnd w:id="0"/>
     </w:p>
-    <w:p/>
     <w:p>
       <w:pPr>
+        <w:rPr>
+          <w:rFonts w:cs="Times New Roman"/>
+          <w:b/>
+          <w:bCs/>
+          <w:sz w:val="28"/>
+          <w:szCs w:val="28"/>
+        </w:rPr>
+      </w:pPr>
+    </w:p>
+    <w:p>
+      <w:pPr>
+        <w:rPr>
+          <w:rFonts w:cs="Times New Roman"/>
+          <w:b/>
+          <w:bCs/>
+          <w:sz w:val="28"/>
+          <w:szCs w:val="28"/>
+          <w:rtl/>
+        </w:rPr>
+      </w:pPr>
+      <w:r>
+        <w:rPr>
+          <w:b/>
+          <w:bCs/>
+          <w:sz w:val="28"/>
+          <w:szCs w:val="28"/>
+        </w:rPr>
+        <w:t>{{ UI_APP }}</w:t>
+      </w:r>
+      <w:r>
+        <w:rPr>
+          <w:rFonts w:cs="Times New Roman"/>
+          <w:b/>
+          <w:bCs/>
+          <w:sz w:val="28"/>
+          <w:szCs w:val="28"/>
+          <w:rtl/>
+        </w:rPr>
+        <w:t xml:space="preserve"> : </w:t>
+      </w:r>
+      <w:r>
+        <w:rPr>
+          <w:rFonts w:cs="Times New Roman" w:hint="cs"/>
+          <w:b/>
+          <w:bCs/>
+          <w:sz w:val="28"/>
+          <w:szCs w:val="28"/>
+        </w:rPr>
+        <w:t xml:space="preserve"> </w:t>
+      </w:r>
+      <w:r>
+        <w:rPr>
+          <w:b/>
+          <w:bCs/>
+          <w:sz w:val="28"/>
+          <w:szCs w:val="28"/>
+        </w:rPr>
+        <w:t xml:space="preserve">{{ </w:t>
+      </w:r>
+      <w:r>
+        <w:rPr>
+          <w:b/>
+          <w:bCs/>
+          <w:sz w:val="28"/>
+          <w:szCs w:val="28"/>
+          <w:rtl/>
+        </w:rPr>
+        <w:t>اسم_المستدعي</w:t>
+      </w:r>
+      <w:r>
+        <w:rPr>
+          <w:b/>
+          <w:bCs/>
+          <w:sz w:val="28"/>
+          <w:szCs w:val="28"/>
+        </w:rPr>
+        <w:t xml:space="preserve"> }}</w:t>
+      </w:r>
+      <w:r>
+        <w:rPr>
+          <w:rFonts w:cs="Times New Roman"/>
+          <w:b/>
+          <w:bCs/>
+          <w:sz w:val="28"/>
+          <w:szCs w:val="28"/>
+          <w:rtl/>
+        </w:rPr>
+        <w:t xml:space="preserve"> ، رقم وطني( </w:t>
+      </w:r>
+      <w:r>
+        <w:rPr>
+          <w:b/>
+          <w:bCs/>
+          <w:sz w:val="28"/>
+          <w:szCs w:val="28"/>
+        </w:rPr>
+        <w:t xml:space="preserve">{{ </w:t>
+      </w:r>
+      <w:r>
+        <w:rPr>
+          <w:b/>
+          <w:bCs/>
+          <w:sz w:val="28"/>
+          <w:szCs w:val="28"/>
+          <w:rtl/>
+        </w:rPr>
+        <w:t>الرقم_الوطني_للمستدعي</w:t>
+      </w:r>
+      <w:r>
+        <w:rPr>
+          <w:b/>
+          <w:bCs/>
+          <w:sz w:val="28"/>
+          <w:szCs w:val="28"/>
+        </w:rPr>
+        <w:t xml:space="preserve"> }}</w:t>
+      </w:r>
+      <w:r>
+        <w:rPr>
+          <w:rFonts w:cs="Times New Roman"/>
+          <w:b/>
+          <w:bCs/>
+          <w:sz w:val="28"/>
+          <w:szCs w:val="28"/>
+          <w:rtl/>
+        </w:rPr>
+        <w:t xml:space="preserve"> </w:t>
+      </w:r>
+      <w:r>
+        <w:rPr>
+          <w:rFonts w:cs="Times New Roman" w:hint="cs"/>
+          <w:b/>
+          <w:bCs/>
+          <w:sz w:val="28"/>
+          <w:szCs w:val="28"/>
+          <w:rtl/>
+        </w:rPr>
+        <w:t xml:space="preserve">), وكيله المحامي </w:t>
+      </w:r>
+      <w:r>
+        <w:rPr>
+          <w:b/>
+          <w:bCs/>
+          <w:sz w:val="28"/>
+          <w:szCs w:val="28"/>
+        </w:rPr>
+        <w:t>{{ AGENT_NAME }}</w:t>
+      </w:r>
+      <w:r>
+        <w:rPr>
+          <w:rFonts w:cs="Times New Roman"/>
+          <w:b/>
+          <w:bCs/>
+          <w:sz w:val="28"/>
+          <w:szCs w:val="28"/>
+          <w:rtl/>
+        </w:rPr>
+        <w:t>.</w:t>
+      </w:r>
+    </w:p>
+    <w:p>
+      <w:pPr>
+        <w:rPr>
+          <w:rFonts w:ascii="Times New Roman" w:hAnsi="Times New Roman" w:cs="Times New Roman"/>
+          <w:b/>
+          <w:bCs/>
+          <w:sz w:val="28"/>
+          <w:szCs w:val="28"/>
+          <w:rtl/>
+        </w:rPr>
+      </w:pPr>
+      <w:r>
+        <w:rPr>
+          <w:b/>
+          <w:bCs/>
+          <w:sz w:val="24"/>
+          <w:szCs w:val="24"/>
+        </w:rPr>
+        <w:t>{</w:t>
+      </w:r>
+      <w:proofErr w:type="gramStart"/>
+      <w:r>
+        <w:rPr>
+          <w:b/>
+          <w:bCs/>
+          <w:sz w:val="24"/>
+          <w:szCs w:val="24"/>
+        </w:rPr>
+        <w:t>{ UI</w:t>
+      </w:r>
+      <w:proofErr w:type="gramEnd"/>
+      <w:r>
+        <w:rPr>
+          <w:b/>
+          <w:bCs/>
+          <w:sz w:val="24"/>
+          <w:szCs w:val="24"/>
+        </w:rPr>
+        <w:t>_RES }}</w:t>
+      </w:r>
+      <w:r>
+        <w:rPr>
+          <w:rFonts w:cs="Times New Roman"/>
+          <w:b/>
+          <w:bCs/>
+          <w:sz w:val="28"/>
+          <w:szCs w:val="28"/>
+          <w:rtl/>
+        </w:rPr>
+        <w:t xml:space="preserve"> : </w:t>
+      </w:r>
+    </w:p>
+    <w:p>
+      <w:pPr>
+        <w:pStyle w:val="ListParagraph"/>
+        <w:ind w:left="785"/>
+        <w:jc w:val="both"/>
+        <w:rPr>
+          <w:rFonts w:ascii="Simplified Arabic" w:hAnsi="Simplified Arabic" w:cs="Simplified Arabic"/>
+          <w:b/>
+          <w:bCs/>
+          <w:sz w:val="28"/>
+          <w:szCs w:val="28"/>
+          <w:rtl/>
+        </w:rPr>
+      </w:pPr>
+      <w:r>
+        <w:rPr>
+          <w:b/>
+          <w:bCs/>
+          <w:sz w:val="28"/>
+          <w:szCs w:val="28"/>
+        </w:rPr>
+        <w:t>{</w:t>
+      </w:r>
+      <w:proofErr w:type="gramStart"/>
+      <w:r>
+        <w:rPr>
+          <w:b/>
+          <w:bCs/>
+          <w:sz w:val="28"/>
+          <w:szCs w:val="28"/>
+        </w:rPr>
+        <w:t xml:space="preserve">{ </w:t>
+      </w:r>
+      <w:r>
+        <w:rPr>
+          <w:b/>
+          <w:bCs/>
+          <w:sz w:val="28"/>
+          <w:szCs w:val="28"/>
+          <w:rtl/>
+        </w:rPr>
+        <w:t>اسم</w:t>
+      </w:r>
+      <w:proofErr w:type="gramEnd"/>
+      <w:r>
+        <w:rPr>
+          <w:b/>
+          <w:bCs/>
+          <w:sz w:val="28"/>
+          <w:szCs w:val="28"/>
+          <w:rtl/>
+        </w:rPr>
+        <w:t>_المستدعى_ضده_1</w:t>
+      </w:r>
+      <w:r>
+        <w:rPr>
+          <w:b/>
+          <w:bCs/>
+          <w:sz w:val="28"/>
+          <w:szCs w:val="28"/>
+        </w:rPr>
+        <w:t xml:space="preserve"> }}</w:t>
+      </w:r>
+      <w:r>
+        <w:rPr>
+          <w:rFonts w:ascii="Simplified Arabic" w:hAnsi="Simplified Arabic" w:cs="Simplified Arabic"/>
+          <w:b/>
+          <w:bCs/>
+          <w:sz w:val="28"/>
+          <w:szCs w:val="28"/>
+          <w:rtl/>
+        </w:rPr>
+        <w:t xml:space="preserve">  </w:t>
+      </w:r>
+      <w:r>
+        <w:rPr>
+          <w:rFonts w:ascii="Simplified Arabic" w:hAnsi="Simplified Arabic" w:cs="Simplified Arabic"/>
+          <w:b/>
+          <w:bCs/>
+          <w:sz w:val="28"/>
+          <w:szCs w:val="28"/>
+        </w:rPr>
+        <w:t xml:space="preserve">       </w:t>
+      </w:r>
+      <w:r>
+        <w:rPr>
+          <w:rFonts w:ascii="Simplified Arabic" w:hAnsi="Simplified Arabic" w:cs="Simplified Arabic"/>
+          <w:b/>
+          <w:bCs/>
+          <w:sz w:val="28"/>
+          <w:szCs w:val="28"/>
+          <w:rtl/>
+        </w:rPr>
+        <w:t xml:space="preserve">  </w:t>
+      </w:r>
+      <w:r>
+        <w:rPr>
+          <w:b/>
+          <w:bCs/>
+          <w:sz w:val="28"/>
+          <w:szCs w:val="28"/>
+        </w:rPr>
+        <w:t>{</w:t>
+      </w:r>
+      <w:proofErr w:type="gramStart"/>
+      <w:r>
+        <w:rPr>
+          <w:b/>
+          <w:bCs/>
+          <w:sz w:val="28"/>
+          <w:szCs w:val="28"/>
+        </w:rPr>
+        <w:t xml:space="preserve">{ </w:t>
+      </w:r>
+      <w:r>
+        <w:rPr>
+          <w:b/>
+          <w:bCs/>
+          <w:sz w:val="28"/>
+          <w:szCs w:val="28"/>
+          <w:rtl/>
+        </w:rPr>
+        <w:t>الرقم</w:t>
+      </w:r>
+      <w:proofErr w:type="gramEnd"/>
+      <w:r>
+        <w:rPr>
+          <w:b/>
+          <w:bCs/>
+          <w:sz w:val="28"/>
+          <w:szCs w:val="28"/>
+          <w:rtl/>
+        </w:rPr>
+        <w:t>_الوطني_للمستدعى_ضده_1</w:t>
+      </w:r>
+      <w:r>
+        <w:rPr>
+          <w:b/>
+          <w:bCs/>
+          <w:sz w:val="28"/>
+          <w:szCs w:val="28"/>
+        </w:rPr>
+        <w:t xml:space="preserve"> }}</w:t>
+      </w:r>
+      <w:r>
+        <w:rPr>
+          <w:rFonts w:asciiTheme="majorBidi" w:hAnsiTheme="majorBidi" w:cstheme="majorBidi"/>
+          <w:b/>
+          <w:bCs/>
+          <w:sz w:val="32"/>
+          <w:szCs w:val="32"/>
+          <w:rtl/>
+        </w:rPr>
+        <w:t xml:space="preserve">  </w:t>
+      </w:r>
+    </w:p>
+    <w:p>
+      <w:pPr>
+        <w:pStyle w:val="ListParagraph"/>
+        <w:ind w:left="785"/>
+        <w:jc w:val="both"/>
+        <w:rPr>
+          <w:rFonts w:ascii="Simplified Arabic" w:hAnsi="Simplified Arabic" w:cs="Simplified Arabic"/>
+          <w:b/>
+          <w:bCs/>
+          <w:sz w:val="28"/>
+          <w:szCs w:val="28"/>
+          <w:rtl/>
+        </w:rPr>
+      </w:pPr>
+      <w:r>
+        <w:rPr>
+          <w:b/>
+          <w:bCs/>
+          <w:sz w:val="28"/>
+          <w:szCs w:val="28"/>
+        </w:rPr>
+        <w:t>{</w:t>
+      </w:r>
+      <w:proofErr w:type="gramStart"/>
+      <w:r>
+        <w:rPr>
+          <w:b/>
+          <w:bCs/>
+          <w:sz w:val="28"/>
+          <w:szCs w:val="28"/>
+        </w:rPr>
+        <w:t xml:space="preserve">{ </w:t>
+      </w:r>
+      <w:r>
+        <w:rPr>
+          <w:b/>
+          <w:bCs/>
+          <w:sz w:val="28"/>
+          <w:szCs w:val="28"/>
+          <w:rtl/>
+        </w:rPr>
+        <w:t>اسم</w:t>
+      </w:r>
+      <w:proofErr w:type="gramEnd"/>
+      <w:r>
+        <w:rPr>
+          <w:b/>
+          <w:bCs/>
+          <w:sz w:val="28"/>
+          <w:szCs w:val="28"/>
+          <w:rtl/>
+        </w:rPr>
+        <w:t>_المستدعى_ضده_2</w:t>
+      </w:r>
+      <w:r>
+        <w:rPr>
+          <w:b/>
+          <w:bCs/>
+          <w:sz w:val="28"/>
+          <w:szCs w:val="28"/>
+        </w:rPr>
+        <w:t xml:space="preserve"> }}</w:t>
+      </w:r>
+      <w:r>
+        <w:rPr>
+          <w:rFonts w:ascii="Simplified Arabic" w:hAnsi="Simplified Arabic" w:cs="Simplified Arabic"/>
+          <w:b/>
+          <w:bCs/>
+          <w:sz w:val="28"/>
+          <w:szCs w:val="28"/>
+          <w:rtl/>
+        </w:rPr>
+        <w:t xml:space="preserve">  </w:t>
+      </w:r>
+      <w:r>
+        <w:rPr>
+          <w:rFonts w:ascii="Simplified Arabic" w:hAnsi="Simplified Arabic" w:cs="Simplified Arabic"/>
+          <w:b/>
+          <w:bCs/>
+          <w:sz w:val="28"/>
+          <w:szCs w:val="28"/>
+        </w:rPr>
+        <w:t xml:space="preserve">       </w:t>
+      </w:r>
+      <w:r>
+        <w:rPr>
+          <w:rFonts w:ascii="Simplified Arabic" w:hAnsi="Simplified Arabic" w:cs="Simplified Arabic"/>
+          <w:b/>
+          <w:bCs/>
+          <w:sz w:val="28"/>
+          <w:szCs w:val="28"/>
+          <w:rtl/>
+        </w:rPr>
+        <w:t xml:space="preserve">  </w:t>
+      </w:r>
+      <w:r>
+        <w:rPr>
+          <w:b/>
+          <w:bCs/>
+          <w:sz w:val="28"/>
+          <w:szCs w:val="28"/>
+        </w:rPr>
+        <w:t>{</w:t>
+      </w:r>
+      <w:proofErr w:type="gramStart"/>
+      <w:r>
+        <w:rPr>
+          <w:b/>
+          <w:bCs/>
+          <w:sz w:val="28"/>
+          <w:szCs w:val="28"/>
+        </w:rPr>
+        <w:t xml:space="preserve">{ </w:t>
+      </w:r>
+      <w:r>
+        <w:rPr>
+          <w:b/>
+          <w:bCs/>
+          <w:sz w:val="28"/>
+          <w:szCs w:val="28"/>
+          <w:rtl/>
+        </w:rPr>
+        <w:t>الرقم</w:t>
+      </w:r>
+      <w:proofErr w:type="gramEnd"/>
+      <w:r>
+        <w:rPr>
+          <w:b/>
+          <w:bCs/>
+          <w:sz w:val="28"/>
+          <w:szCs w:val="28"/>
+          <w:rtl/>
+        </w:rPr>
+        <w:t>_الوطني_للمستدعى_ضده_2</w:t>
+      </w:r>
+      <w:r>
+        <w:rPr>
+          <w:b/>
+          <w:bCs/>
+          <w:sz w:val="28"/>
+          <w:szCs w:val="28"/>
+        </w:rPr>
+        <w:t xml:space="preserve"> }}</w:t>
+      </w:r>
+      <w:r>
+        <w:rPr>
+          <w:rFonts w:asciiTheme="majorBidi" w:hAnsiTheme="majorBidi" w:cstheme="majorBidi"/>
+          <w:b/>
+          <w:bCs/>
+          <w:sz w:val="32"/>
+          <w:szCs w:val="32"/>
+          <w:rtl/>
+        </w:rPr>
+        <w:t xml:space="preserve">  </w:t>
+      </w:r>
+    </w:p>
+    <w:p>
+      <w:pPr>
+        <w:pStyle w:val="ListParagraph"/>
+        <w:ind w:left="785"/>
+        <w:jc w:val="both"/>
+        <w:rPr>
+          <w:rFonts w:ascii="Simplified Arabic" w:hAnsi="Simplified Arabic" w:cs="Simplified Arabic"/>
+          <w:b/>
+          <w:bCs/>
+          <w:sz w:val="28"/>
+          <w:szCs w:val="28"/>
+          <w:rtl/>
+        </w:rPr>
+      </w:pPr>
+      <w:r>
+        <w:rPr>
+          <w:b/>
+          <w:bCs/>
+          <w:sz w:val="28"/>
+          <w:szCs w:val="28"/>
+        </w:rPr>
+        <w:t>{</w:t>
+      </w:r>
+      <w:proofErr w:type="gramStart"/>
+      <w:r>
+        <w:rPr>
+          <w:b/>
+          <w:bCs/>
+          <w:sz w:val="28"/>
+          <w:szCs w:val="28"/>
+        </w:rPr>
+        <w:t xml:space="preserve">{ </w:t>
+      </w:r>
+      <w:r>
+        <w:rPr>
+          <w:b/>
+          <w:bCs/>
+          <w:sz w:val="28"/>
+          <w:szCs w:val="28"/>
+          <w:rtl/>
+        </w:rPr>
+        <w:t>اسم</w:t>
+      </w:r>
+      <w:proofErr w:type="gramEnd"/>
+      <w:r>
+        <w:rPr>
+          <w:b/>
+          <w:bCs/>
+          <w:sz w:val="28"/>
+          <w:szCs w:val="28"/>
+          <w:rtl/>
+        </w:rPr>
+        <w:t>_المستدعى_ضده_3</w:t>
+      </w:r>
+      <w:r>
+        <w:rPr>
+          <w:b/>
+          <w:bCs/>
+          <w:sz w:val="28"/>
+          <w:szCs w:val="28"/>
+        </w:rPr>
+        <w:t xml:space="preserve"> }}</w:t>
+      </w:r>
+      <w:r>
+        <w:rPr>
+          <w:rFonts w:ascii="Simplified Arabic" w:hAnsi="Simplified Arabic" w:cs="Simplified Arabic"/>
+          <w:b/>
+          <w:bCs/>
+          <w:sz w:val="28"/>
+          <w:szCs w:val="28"/>
+          <w:rtl/>
+        </w:rPr>
+        <w:t xml:space="preserve">  </w:t>
+      </w:r>
+      <w:r>
+        <w:rPr>
+          <w:rFonts w:ascii="Simplified Arabic" w:hAnsi="Simplified Arabic" w:cs="Simplified Arabic"/>
+          <w:b/>
+          <w:bCs/>
+          <w:sz w:val="28"/>
+          <w:szCs w:val="28"/>
+        </w:rPr>
+        <w:t xml:space="preserve">       </w:t>
+      </w:r>
+      <w:r>
+        <w:rPr>
+          <w:rFonts w:ascii="Simplified Arabic" w:hAnsi="Simplified Arabic" w:cs="Simplified Arabic"/>
+          <w:b/>
+          <w:bCs/>
+          <w:sz w:val="28"/>
+          <w:szCs w:val="28"/>
+          <w:rtl/>
+        </w:rPr>
+        <w:t xml:space="preserve">  </w:t>
+      </w:r>
+      <w:r>
+        <w:rPr>
+          <w:b/>
+          <w:bCs/>
+          <w:sz w:val="28"/>
+          <w:szCs w:val="28"/>
+        </w:rPr>
+        <w:t>{</w:t>
+      </w:r>
+      <w:proofErr w:type="gramStart"/>
+      <w:r>
+        <w:rPr>
+          <w:b/>
+          <w:bCs/>
+          <w:sz w:val="28"/>
+          <w:szCs w:val="28"/>
+        </w:rPr>
+        <w:t xml:space="preserve">{ </w:t>
+      </w:r>
+      <w:r>
+        <w:rPr>
+          <w:b/>
+          <w:bCs/>
+          <w:sz w:val="28"/>
+          <w:szCs w:val="28"/>
+          <w:rtl/>
+        </w:rPr>
+        <w:t>الرقم</w:t>
+      </w:r>
+      <w:proofErr w:type="gramEnd"/>
+      <w:r>
+        <w:rPr>
+          <w:b/>
+          <w:bCs/>
+          <w:sz w:val="28"/>
+          <w:szCs w:val="28"/>
+          <w:rtl/>
+        </w:rPr>
+        <w:t>_الوطني_للمستدعى_ضده_3</w:t>
+      </w:r>
+      <w:r>
+        <w:rPr>
+          <w:b/>
+          <w:bCs/>
+          <w:sz w:val="28"/>
+          <w:szCs w:val="28"/>
+        </w:rPr>
+        <w:t xml:space="preserve"> }}</w:t>
+      </w:r>
+      <w:r>
+        <w:rPr>
+          <w:rFonts w:asciiTheme="majorBidi" w:hAnsiTheme="majorBidi" w:cstheme="majorBidi"/>
+          <w:b/>
+          <w:bCs/>
+          <w:sz w:val="32"/>
+          <w:szCs w:val="32"/>
+          <w:rtl/>
+        </w:rPr>
+        <w:t xml:space="preserve">  </w:t>
+      </w:r>
+    </w:p>
+    <w:p>
+      <w:pPr>
+        <w:jc w:val="both"/>
+        <w:rPr>
+          <w:rFonts w:ascii="Simplified Arabic" w:hAnsi="Simplified Arabic" w:cs="Simplified Arabic"/>
+          <w:b/>
+          <w:bCs/>
+          <w:sz w:val="28"/>
+          <w:szCs w:val="28"/>
+        </w:rPr>
+      </w:pPr>
+      <w:r>
+        <w:rPr>
+          <w:rFonts w:ascii="Simplified Arabic" w:hAnsi="Simplified Arabic" w:cs="Simplified Arabic"/>
+          <w:b/>
+          <w:bCs/>
+          <w:sz w:val="24"/>
+          <w:szCs w:val="24"/>
+          <w:rtl/>
+        </w:rPr>
+        <w:t xml:space="preserve">الموضوع : الدعوى التنفيذية ذات الرقم : </w:t>
+      </w:r>
+      <w:r>
+        <w:rPr>
+          <w:b/>
+          <w:bCs/>
+          <w:sz w:val="24"/>
+          <w:szCs w:val="24"/>
+        </w:rPr>
+        <w:t xml:space="preserve">{{ </w:t>
+      </w:r>
+      <w:r>
+        <w:rPr>
+          <w:b/>
+          <w:bCs/>
+          <w:sz w:val="24"/>
+          <w:szCs w:val="24"/>
+          <w:rtl/>
+        </w:rPr>
+        <w:t>رقم_القضية</w:t>
+      </w:r>
+      <w:r>
+        <w:rPr>
+          <w:b/>
+          <w:bCs/>
+          <w:sz w:val="24"/>
+          <w:szCs w:val="24"/>
+        </w:rPr>
+        <w:t xml:space="preserve"> }}</w:t>
+      </w:r>
+      <w:r>
+        <w:rPr>
+          <w:rFonts w:ascii="Simplified Arabic" w:hAnsi="Simplified Arabic" w:cs="Simplified Arabic"/>
+          <w:b/>
+          <w:bCs/>
+          <w:sz w:val="24"/>
+          <w:szCs w:val="24"/>
+          <w:rtl/>
+        </w:rPr>
+        <w:t xml:space="preserve"> </w:t>
+      </w:r>
+      <w:r>
+        <w:rPr>
+          <w:rFonts w:ascii="Simplified Arabic" w:hAnsi="Simplified Arabic" w:cs="Simplified Arabic" w:hint="cs"/>
+          <w:b/>
+          <w:bCs/>
+          <w:sz w:val="24"/>
+          <w:szCs w:val="24"/>
+          <w:rtl/>
+        </w:rPr>
+        <w:t>تنفيذ</w:t>
+      </w:r>
+      <w:r>
+        <w:rPr>
+          <w:rFonts w:cs="Times New Roman"/>
+          <w:b/>
+          <w:bCs/>
+          <w:sz w:val="28"/>
+          <w:szCs w:val="28"/>
+          <w:rtl/>
+        </w:rPr>
+        <w:t xml:space="preserve"> </w:t>
+      </w:r>
+      <w:r>
+        <w:rPr>
+          <w:b/>
+          <w:bCs/>
+          <w:sz w:val="28"/>
+          <w:szCs w:val="28"/>
+        </w:rPr>
+        <w:t xml:space="preserve">{{ </w:t>
+      </w:r>
+      <w:r>
+        <w:rPr>
+          <w:b/>
+          <w:bCs/>
+          <w:sz w:val="28"/>
+          <w:szCs w:val="28"/>
+          <w:rtl/>
+        </w:rPr>
+        <w:t>المحكمة</w:t>
+      </w:r>
+      <w:r>
+        <w:rPr>
+          <w:b/>
+          <w:bCs/>
+          <w:sz w:val="28"/>
+          <w:szCs w:val="28"/>
+        </w:rPr>
+        <w:t xml:space="preserve"> }}</w:t>
+      </w:r>
+      <w:r>
+        <w:rPr>
+          <w:rFonts w:ascii="Simplified Arabic" w:hAnsi="Simplified Arabic" w:cs="Simplified Arabic"/>
+          <w:b/>
+          <w:bCs/>
+          <w:sz w:val="28"/>
+          <w:szCs w:val="28"/>
+          <w:rtl/>
+        </w:rPr>
+        <w:tab/>
+      </w:r>
+    </w:p>
+    <w:p>
+      <w:pPr>
+        <w:jc w:val="both"/>
+        <w:rPr>
+          <w:rFonts w:ascii="Times New Roman" w:hAnsi="Times New Roman" w:cs="Times New Roman"/>
+          <w:b/>
+          <w:bCs/>
+          <w:sz w:val="28"/>
+          <w:szCs w:val="28"/>
+        </w:rPr>
+      </w:pPr>
+      <w:r>
+        <w:rPr>
+          <w:rFonts w:ascii="Simplified Arabic" w:hAnsi="Simplified Arabic" w:cs="Simplified Arabic"/>
+          <w:b/>
+          <w:bCs/>
+          <w:sz w:val="24"/>
+          <w:szCs w:val="24"/>
+          <w:rtl/>
+        </w:rPr>
+        <w:t xml:space="preserve">الطلب : التمس التكرم بمخاطبة دائرة ترخيص السواقين و المركبات لتزويد </w:t>
+      </w:r>
+      <w:r>
+        <w:rPr>
+          <w:b/>
+          <w:bCs/>
+          <w:sz w:val="24"/>
+          <w:szCs w:val="24"/>
+        </w:rPr>
+        <w:t>{{ UI_APP }}</w:t>
+      </w:r>
+      <w:r>
+        <w:rPr>
+          <w:rFonts w:ascii="Simplified Arabic" w:hAnsi="Simplified Arabic" w:cs="Simplified Arabic"/>
+          <w:b/>
+          <w:bCs/>
+          <w:sz w:val="24"/>
+          <w:szCs w:val="24"/>
+          <w:rtl/>
+        </w:rPr>
+        <w:t xml:space="preserve"> بمشروحات تبين فيما إذا كان هناك أي مركبات مسجلة </w:t>
+      </w:r>
+      <w:r>
+        <w:rPr>
+          <w:b/>
+          <w:bCs/>
+          <w:sz w:val="24"/>
+          <w:szCs w:val="24"/>
+        </w:rPr>
+        <w:t>{{ UI_PRONOUN }}</w:t>
+      </w:r>
+      <w:r>
+        <w:rPr>
+          <w:rFonts w:ascii="Simplified Arabic" w:hAnsi="Simplified Arabic" w:cs="Simplified Arabic"/>
+          <w:b/>
+          <w:bCs/>
+          <w:sz w:val="24"/>
+          <w:szCs w:val="24"/>
+          <w:rtl/>
+        </w:rPr>
+        <w:t xml:space="preserve"> </w:t>
+      </w:r>
+      <w:r>
+        <w:rPr>
+          <w:b/>
+          <w:bCs/>
+          <w:sz w:val="24"/>
+          <w:szCs w:val="24"/>
+        </w:rPr>
+        <w:t>{{ UI_RES }}</w:t>
+      </w:r>
+      <w:r>
+        <w:rPr>
+          <w:rFonts w:ascii="Simplified Arabic" w:hAnsi="Simplified Arabic" w:cs="Simplified Arabic"/>
+          <w:b/>
+          <w:bCs/>
+          <w:sz w:val="24"/>
+          <w:szCs w:val="24"/>
+          <w:rtl/>
+        </w:rPr>
+        <w:t xml:space="preserve">  مع بيان الحجوزات و الوقوعات الواردة على قيدها </w:t>
+      </w:r>
+      <w:r>
+        <w:rPr>
+          <w:rFonts w:cs="Times New Roman"/>
+          <w:b/>
+          <w:bCs/>
+          <w:sz w:val="24"/>
+          <w:szCs w:val="24"/>
+          <w:rtl/>
+        </w:rPr>
+        <w:t>حسب الأصول</w:t>
+      </w:r>
+      <w:r>
+        <w:rPr>
+          <w:rFonts w:cs="Times New Roman"/>
+          <w:b/>
+          <w:bCs/>
+          <w:sz w:val="28"/>
+          <w:szCs w:val="28"/>
+          <w:rtl/>
+        </w:rPr>
+        <w:t xml:space="preserve"> . </w:t>
+      </w:r>
+    </w:p>
+    <w:p>
+      <w:pPr>
+        <w:jc w:val="both"/>
+        <w:rPr>
+          <w:rFonts w:cs="Times New Roman"/>
+          <w:b/>
+          <w:bCs/>
+          <w:sz w:val="24"/>
+          <w:szCs w:val="24"/>
+          <w:rtl/>
+        </w:rPr>
+      </w:pPr>
+      <w:r>
+        <w:rPr>
+          <w:rFonts w:cs="Times New Roman"/>
+          <w:b/>
+          <w:bCs/>
+          <w:sz w:val="24"/>
+          <w:szCs w:val="24"/>
+          <w:rtl/>
+        </w:rPr>
+        <w:t xml:space="preserve">تحريرا بتاريخ </w:t>
+      </w:r>
+      <w:r>
+        <w:rPr>
+          <w:b/>
+          <w:bCs/>
+          <w:sz w:val="24"/>
+          <w:szCs w:val="24"/>
+        </w:rPr>
+        <w:t>{{ TODAY_DATE }}</w:t>
+      </w:r>
+    </w:p>
+    <w:p>
+      <w:pPr>
+        <w:jc w:val="both"/>
+        <w:rPr>
+          <w:rFonts w:cs="Times New Roman"/>
+          <w:b/>
+          <w:bCs/>
+          <w:sz w:val="28"/>
+          <w:szCs w:val="28"/>
+          <w:rtl/>
+        </w:rPr>
+      </w:pPr>
+    </w:p>
+    <w:p>
+      <w:pPr>
+        <w:jc w:val="center"/>
+        <w:rPr>
+          <w:rFonts w:cs="Times New Roman"/>
+          <w:b/>
+          <w:bCs/>
+          <w:sz w:val="24"/>
+          <w:szCs w:val="24"/>
+          <w:rtl/>
+        </w:rPr>
+      </w:pPr>
+      <w:r>
+        <w:rPr>
+          <w:rFonts w:cs="Times New Roman"/>
+          <w:b/>
+          <w:bCs/>
+          <w:sz w:val="24"/>
+          <w:szCs w:val="24"/>
+          <w:rtl/>
+        </w:rPr>
+        <w:t>و تفضلوا بقبول فائق الاحترام ...........</w:t>
+      </w:r>
+    </w:p>
+    <w:p>
+      <w:pPr>
+        <w:jc w:val="center"/>
+        <w:rPr>
+          <w:rFonts w:cs="Times New Roman"/>
+          <w:b/>
+          <w:bCs/>
+          <w:sz w:val="24"/>
+          <w:szCs w:val="24"/>
+          <w:rtl/>
+        </w:rPr>
+      </w:pPr>
+      <w:bookmarkStart w:id="1" w:name="_GoBack"/>
+      <w:bookmarkEnd w:id="1"/>
+    </w:p>
+    <w:p>
+      <w:pPr>
+        <w:tabs>
+          <w:tab w:val="left" w:pos="8212"/>
+        </w:tabs>
         <w:jc w:val="right"/>
+        <w:rPr>
+          <w:rFonts w:ascii="Simplified Arabic" w:hAnsi="Simplified Arabic" w:cs="Simplified Arabic"/>
+          <w:b/>
+          <w:bCs/>
+          <w:sz w:val="28"/>
+          <w:szCs w:val="28"/>
+          <w:rtl/>
+          <w:lang w:bidi="ar-JO"/>
+        </w:rPr>
       </w:pPr>
       <w:r>
         <w:rPr>
-          <w:b/>
-          <w:sz w:val="28"/>
-        </w:rPr>
-        <w:t>{{ UI_APP }} :  {{ اسم_المستدعي }} ، رقم وطني( {{ الرقم_الوطني_للمستدعي }} ), وكيله المحامي {{ AGENT_NAME }}.</w:t>
+          <w:rFonts w:ascii="Simplified Arabic" w:hAnsi="Simplified Arabic" w:cs="Simplified Arabic"/>
+          <w:b/>
+          <w:bCs/>
+          <w:sz w:val="28"/>
+          <w:szCs w:val="28"/>
+          <w:rtl/>
+          <w:lang w:bidi="ar-JO"/>
+        </w:rPr>
+        <w:t xml:space="preserve">وكيل </w:t>
+      </w:r>
+      <w:r>
+        <w:rPr>
+          <w:b/>
+          <w:bCs/>
+          <w:sz w:val="28"/>
+          <w:szCs w:val="28"/>
+        </w:rPr>
+        <w:t xml:space="preserve">{{ </w:t>
+      </w:r>
+      <w:r>
+        <w:rPr>
+          <w:b/>
+          <w:bCs/>
+          <w:sz w:val="24"/>
+          <w:szCs w:val="24"/>
+        </w:rPr>
+        <w:t>UI_APP</w:t>
+      </w:r>
+      <w:r>
+        <w:rPr>
+          <w:b/>
+          <w:bCs/>
+          <w:sz w:val="28"/>
+          <w:szCs w:val="28"/>
+        </w:rPr>
+        <w:t xml:space="preserve"> }}</w:t>
+      </w:r>
+      <w:r>
+        <w:rPr>
+          <w:rFonts w:ascii="Simplified Arabic" w:hAnsi="Simplified Arabic" w:cs="Simplified Arabic"/>
+          <w:b/>
+          <w:bCs/>
+          <w:sz w:val="28"/>
+          <w:szCs w:val="28"/>
+          <w:rtl/>
+          <w:lang w:bidi="ar-JO"/>
+        </w:rPr>
+        <w:t xml:space="preserve"> :</w:t>
+      </w:r>
+    </w:p>
+    <w:p>
+      <w:pPr>
+        <w:tabs>
+          <w:tab w:val="left" w:pos="8212"/>
+        </w:tabs>
+        <w:jc w:val="right"/>
+        <w:rPr>
+          <w:rFonts w:ascii="Simplified Arabic" w:hAnsi="Simplified Arabic" w:cs="Simplified Arabic"/>
+          <w:b/>
+          <w:bCs/>
+          <w:sz w:val="24"/>
+          <w:szCs w:val="24"/>
+          <w:rtl/>
+          <w:lang w:bidi="ar-JO"/>
+        </w:rPr>
+      </w:pPr>
+      <w:r>
+        <w:rPr>
+          <w:rFonts w:ascii="Simplified Arabic" w:hAnsi="Simplified Arabic" w:cs="Simplified Arabic"/>
+          <w:b/>
+          <w:bCs/>
+          <w:sz w:val="24"/>
+          <w:szCs w:val="24"/>
+          <w:rtl/>
+          <w:lang w:bidi="ar-JO"/>
+        </w:rPr>
+        <w:t xml:space="preserve">المحامي </w:t>
+      </w:r>
+      <w:r>
+        <w:rPr>
+          <w:b/>
+          <w:bCs/>
+          <w:sz w:val="28"/>
+          <w:szCs w:val="28"/>
+        </w:rPr>
+        <w:t>{{ AGENT_NAME }}</w:t>
+      </w:r>
+    </w:p>
+    <w:p>
+      <w:pPr>
+        <w:tabs>
+          <w:tab w:val="left" w:pos="1421"/>
+        </w:tabs>
+        <w:jc w:val="right"/>
+        <w:rPr>
+          <w:sz w:val="20"/>
+          <w:szCs w:val="20"/>
+        </w:rPr>
+      </w:pPr>
+      <w:r>
+        <w:rPr>
+          <w:sz w:val="20"/>
+          <w:szCs w:val="20"/>
+        </w:rPr>
+        <w:t>{</w:t>
+      </w:r>
+      <w:proofErr w:type="gramStart"/>
+      <w:r>
+        <w:rPr>
+          <w:sz w:val="20"/>
+          <w:szCs w:val="20"/>
+        </w:rPr>
+        <w:t>{ SIGNATURE</w:t>
+      </w:r>
+      <w:proofErr w:type="gramEnd"/>
+      <w:r>
+        <w:rPr>
+          <w:sz w:val="20"/>
+          <w:szCs w:val="20"/>
+        </w:rPr>
+        <w:t xml:space="preserve"> }}</w:t>
       </w:r>
     </w:p>
     <w:p>
       <w:pPr>
         <w:jc w:val="right"/>
-      </w:pPr>
-      <w:r>
-        <w:rPr>
-          <w:b/>
-          <w:sz w:val="24"/>
-        </w:rPr>
-        <w:t>{{ UI_RES }}</w:t>
-      </w:r>
-      <w:r>
-        <w:rPr>
-          <w:b/>
-          <w:sz w:val="28"/>
-        </w:rPr>
-        <w:t xml:space="preserve"> : </w:t>
-      </w:r>
-    </w:p>
-    <w:p>
-      <w:pPr>
-        <w:jc w:val="right"/>
-      </w:pPr>
-      <w:r>
-        <w:rPr>
-          <w:b/>
-          <w:sz w:val="28"/>
-        </w:rPr>
-        <w:t>{{ اسم_المستدعى_ضده_1 }}           {{ الرقم_الوطني_للمستدعى_ضده_1 }}</w:t>
-      </w:r>
-      <w:r>
-        <w:rPr>
-          <w:b/>
-          <w:sz w:val="32"/>
-        </w:rPr>
-        <w:t xml:space="preserve">  </w:t>
-      </w:r>
-    </w:p>
-    <w:p>
-      <w:pPr>
-        <w:jc w:val="right"/>
-      </w:pPr>
-      <w:r>
-        <w:rPr>
-          <w:b/>
-          <w:sz w:val="28"/>
-        </w:rPr>
-        <w:t>{{ اسم_المستدعى_ضده_2 }}           {{ الرقم_الوطني_للمستدعى_ضده_2 }}</w:t>
-      </w:r>
-      <w:r>
-        <w:rPr>
-          <w:b/>
-          <w:sz w:val="32"/>
-        </w:rPr>
-        <w:t xml:space="preserve">  </w:t>
-      </w:r>
-    </w:p>
-    <w:p>
-      <w:pPr>
-        <w:jc w:val="right"/>
-      </w:pPr>
-      <w:r>
-        <w:rPr>
-          <w:b/>
-          <w:sz w:val="28"/>
-        </w:rPr>
-        <w:t>{{ اسم_المستدعى_ضده_3 }}           {{ الرقم_الوطني_للمستدعى_ضده_3 }}</w:t>
-      </w:r>
-      <w:r>
-        <w:rPr>
-          <w:b/>
-          <w:sz w:val="32"/>
-        </w:rPr>
-        <w:t xml:space="preserve">  </w:t>
-      </w:r>
-    </w:p>
-    <w:p>
-      <w:pPr>
-        <w:jc w:val="right"/>
-      </w:pPr>
-      <w:r>
-        <w:rPr>
-          <w:b/>
-          <w:sz w:val="24"/>
-        </w:rPr>
-        <w:t>الموضوع : الدعوى التنفيذية ذات الرقم : {{ رقم_القضية }} تنفيذ</w:t>
-      </w:r>
-      <w:r>
-        <w:rPr>
-          <w:b/>
-          <w:sz w:val="28"/>
-        </w:rPr>
-        <w:t xml:space="preserve"> {{ المحكمة }}</w:t>
-        <w:tab/>
-      </w:r>
-    </w:p>
-    <w:p>
-      <w:pPr>
-        <w:jc w:val="right"/>
-      </w:pPr>
-      <w:r>
-        <w:rPr>
-          <w:b/>
-          <w:sz w:val="24"/>
-        </w:rPr>
-        <w:t>الطلب : التمس التكرم بمخاطبة دائرة ترخيص السواقين و المركبات لتزويد {{ UI_APP }} بمشروحات تبين فيما إذا كان هناك أي مركبات مسجلة {{ UI_PRONOUN }} {{ UI_RES }}  مع بيان الحجوزات و الوقوعات الواردة على قيدها حسب الأصول</w:t>
-      </w:r>
-      <w:r>
-        <w:rPr>
-          <w:b/>
-          <w:sz w:val="28"/>
-        </w:rPr>
-        <w:t xml:space="preserve"> . </w:t>
-      </w:r>
-    </w:p>
-    <w:p>
-      <w:pPr>
-        <w:jc w:val="right"/>
-      </w:pPr>
-      <w:r>
-        <w:rPr>
-          <w:b/>
-          <w:sz w:val="24"/>
-        </w:rPr>
-        <w:t>تحريرا بتاريخ {{ TODAY_DATE }}</w:t>
-      </w:r>
-    </w:p>
-    <w:p>
-      <w:pPr>
-        <w:jc w:val="right"/>
-      </w:pPr>
-    </w:p>
-    <w:p>
-      <w:pPr>
-        <w:jc w:val="right"/>
-      </w:pPr>
-      <w:r>
-        <w:rPr>
-          <w:b/>
-          <w:sz w:val="24"/>
-        </w:rPr>
-        <w:t>و تفضلوا بقبول فائق الاحترام ...........</w:t>
-      </w:r>
-    </w:p>
-    <w:p>
-      <w:pPr>
-        <w:jc w:val="right"/>
-      </w:pPr>
-      <w:r>
-        <w:rPr>
-          <w:b/>
-          <w:sz w:val="28"/>
-        </w:rPr>
-        <w:t xml:space="preserve">وكيل {{ </w:t>
-      </w:r>
-      <w:r>
-        <w:rPr>
-          <w:b/>
-          <w:sz w:val="24"/>
-        </w:rPr>
-        <w:t>UI_APP</w:t>
-      </w:r>
-      <w:r>
-        <w:rPr>
-          <w:b/>
-          <w:sz w:val="28"/>
-        </w:rPr>
-        <w:t xml:space="preserve"> }} :</w:t>
-      </w:r>
-    </w:p>
-    <w:p>
-      <w:pPr>
-        <w:jc w:val="right"/>
-      </w:pPr>
-      <w:r>
-        <w:rPr>
-          <w:b/>
-          <w:sz w:val="24"/>
-        </w:rPr>
-        <w:t xml:space="preserve">المحامي </w:t>
-      </w:r>
-      <w:r>
-        <w:rPr>
-          <w:b/>
-          <w:sz w:val="28"/>
-        </w:rPr>
-        <w:t>{{ AGENT_NAME }}</w:t>
-      </w:r>
-    </w:p>
-    <w:p>
-      <w:pPr>
-        <w:jc w:val="right"/>
-      </w:pPr>
-      <w:r>
-        <w:rPr>
-          <w:sz w:val="20"/>
-        </w:rPr>
-        <w:t>{{ SIGNATURE }}</w:t>
-      </w:r>
-    </w:p>
-    <w:p>
-      <w:pPr>
-        <w:jc w:val="right"/>
-      </w:pPr>
-    </w:p>
-    <w:p>
-      <w:pPr>
-        <w:jc w:val="right"/>
+        <w:rPr>
+          <w:rtl/>
+          <w:lang w:bidi="ar-JO"/>
+        </w:rPr>
       </w:pPr>
       <w:r>
         <w:t>{{STAMP}}</w:t>
@@ -248,7 +1233,7 @@
       <w:headerReference w:type="first" r:id="rId10"/>
       <w:footerReference w:type="first" r:id="rId11"/>
       <w:pgSz w:w="12240" w:h="15840"/>
-      <w:pgMar w:top="1440" w:right="849" w:bottom="1440" w:left="1276" w:header="708" w:footer="708" w:gutter="0"/>
+      <w:pgMar w:top="704" w:right="849" w:bottom="1440" w:left="1276" w:header="708" w:footer="708" w:gutter="0"/>
       <w:cols w:space="708"/>
       <w:docGrid w:linePitch="360"/>
     </w:sectPr>
@@ -342,43 +1327,6 @@
     <w:pPr>
       <w:jc w:val="center"/>
       <w:rPr>
-        <w:rFonts w:cs="Calibri"/>
-        <w:sz w:val="20"/>
-        <w:szCs w:val="20"/>
-        <w:rtl/>
-      </w:rPr>
-    </w:pPr>
-  </w:p>
-  <w:p>
-    <w:pPr>
-      <w:bidi/>
-      <w:jc w:val="center"/>
-    </w:pPr>
-    <w:r>
-      <w:rPr>
-        <w:sz w:val="20"/>
-        <w:rtl/>
-      </w:rPr>
-      <w:t>العنوان: عمّان – العبدلي – عمارة مفروشات عماد رقم (218) – بجانب سفريات جت – الطابق الثاني</w:t>
-    </w:r>
-  </w:p>
-  <w:p>
-    <w:pPr>
-      <w:bidi/>
-      <w:jc w:val="center"/>
-    </w:pPr>
-    <w:r>
-      <w:rPr>
-        <w:sz w:val="20"/>
-        <w:rtl/>
-      </w:rPr>
-      <w:t>الهاتف : 0781996664/0782211221/0795683885</w:t>
-    </w:r>
-  </w:p>
-  <w:p>
-    <w:pPr>
-      <w:jc w:val="center"/>
-      <w:rPr>
         <w:rtl/>
       </w:rPr>
     </w:pPr>
@@ -389,14 +1337,150 @@
         <w:szCs w:val="20"/>
         <w:rtl/>
       </w:rPr>
-      <w:t>البريد الإلكتروني</w:t>
+      <w:t>العنوان</w:t>
     </w:r>
     <w:r>
       <w:rPr>
         <w:sz w:val="20"/>
       </w:rPr>
-      <w:t>: mahmoudalhawamdh7777@gmail.com</w:t>
+      <w:t xml:space="preserve">: </w:t>
     </w:r>
+    <w:r>
+      <w:rPr>
+        <w:rFonts w:cs="Calibri"/>
+        <w:sz w:val="20"/>
+        <w:szCs w:val="20"/>
+        <w:rtl/>
+      </w:rPr>
+      <w:t xml:space="preserve">عمّان </w:t>
+    </w:r>
+    <w:r>
+      <w:rPr>
+        <w:sz w:val="20"/>
+      </w:rPr>
+      <w:t xml:space="preserve">– </w:t>
+    </w:r>
+    <w:r>
+      <w:rPr>
+        <w:rFonts w:cs="Calibri"/>
+        <w:sz w:val="20"/>
+        <w:szCs w:val="20"/>
+        <w:rtl/>
+      </w:rPr>
+      <w:t xml:space="preserve">العبدلي </w:t>
+    </w:r>
+    <w:r>
+      <w:rPr>
+        <w:sz w:val="20"/>
+      </w:rPr>
+      <w:t xml:space="preserve">– </w:t>
+    </w:r>
+    <w:r>
+      <w:rPr>
+        <w:rFonts w:cs="Calibri"/>
+        <w:sz w:val="20"/>
+        <w:szCs w:val="20"/>
+        <w:rtl/>
+      </w:rPr>
+      <w:t xml:space="preserve">عمارة مفروشات عماد رقم </w:t>
+    </w:r>
+    <w:r>
+      <w:rPr>
+        <w:sz w:val="20"/>
+      </w:rPr>
+      <w:t xml:space="preserve">(218) – </w:t>
+    </w:r>
+    <w:r>
+      <w:rPr>
+        <w:rFonts w:cs="Calibri"/>
+        <w:sz w:val="20"/>
+        <w:szCs w:val="20"/>
+        <w:rtl/>
+      </w:rPr>
+      <w:t xml:space="preserve">بجانب سفريات جت </w:t>
+    </w:r>
+    <w:r>
+      <w:rPr>
+        <w:sz w:val="20"/>
+      </w:rPr>
+      <w:t xml:space="preserve">– </w:t>
+    </w:r>
+    <w:r>
+      <w:rPr>
+        <w:rFonts w:cs="Calibri"/>
+        <w:sz w:val="20"/>
+        <w:szCs w:val="20"/>
+        <w:rtl/>
+      </w:rPr>
+      <w:t>الطابق الثاني</w:t>
+    </w:r>
+    <w:r>
+      <w:rPr>
+        <w:sz w:val="20"/>
+      </w:rPr>
+      <w:br/>
+    </w:r>
+    <w:r>
+      <w:rPr>
+        <w:rFonts w:cs="Calibri"/>
+        <w:sz w:val="20"/>
+        <w:szCs w:val="20"/>
+        <w:rtl/>
+      </w:rPr>
+      <w:t>الهاتف</w:t>
+    </w:r>
+    <w:r>
+      <w:rPr>
+        <w:rFonts w:hint="cs"/>
+        <w:sz w:val="20"/>
+        <w:rtl/>
+      </w:rPr>
+      <w:t xml:space="preserve"> : 0781996664/0782211221/0795683885</w:t>
+    </w:r>
+    <w:r>
+      <w:rPr>
+        <w:rFonts w:hint="cs"/>
+        <w:sz w:val="20"/>
+        <w:rtl/>
+      </w:rPr>
+      <w:t xml:space="preserve"> //</w:t>
+    </w:r>
+    <w:r>
+      <w:rPr>
+        <w:rFonts w:cs="Calibri"/>
+        <w:sz w:val="20"/>
+        <w:szCs w:val="20"/>
+        <w:rtl/>
+      </w:rPr>
+      <w:t xml:space="preserve"> البريد الإلكتروني</w:t>
+    </w:r>
+    <w:r>
+      <w:rPr>
+        <w:sz w:val="20"/>
+      </w:rPr>
+      <w:t xml:space="preserve">: </w:t>
+    </w:r>
+    <w:hyperlink r:id="rId1" w:history="1">
+      <w:r>
+        <w:rPr>
+          <w:rStyle w:val="Hyperlink"/>
+          <w:sz w:val="20"/>
+        </w:rPr>
+        <w:t>mahmoudalhawamdh7777@gmail.com</w:t>
+      </w:r>
+    </w:hyperlink>
+    <w:r>
+      <w:rPr>
+        <w:rFonts w:hint="cs"/>
+        <w:rtl/>
+      </w:rPr>
+      <w:t xml:space="preserve"> </w:t>
+    </w:r>
+  </w:p>
+  <w:p>
+    <w:pPr>
+      <w:pStyle w:val="Footer"/>
+    </w:pPr>
   </w:p>
 </w:ftr>
 </file>
@@ -448,134 +1532,68 @@
 
 <file path=word/header2.xml><?xml version="1.0" encoding="utf-8"?>
 <w:hdr xmlns:wpc="http://schemas.microsoft.com/office/word/2010/wordprocessingCanvas" xmlns:cx="http://schemas.microsoft.com/office/drawing/2014/chartex" xmlns:mc="http://schemas.openxmlformats.org/markup-compatibility/2006" xmlns:o="urn:schemas-microsoft-com:office:office" xmlns:r="http://schemas.openxmlformats.org/officeDocument/2006/relationships" xmlns:m="http://schemas.openxmlformats.org/officeDocument/2006/math" xmlns:v="urn:schemas-microsoft-com:vml" xmlns:wp14="http://schemas.microsoft.com/office/word/2010/wordprocessingDrawing" xmlns:wp="http://schemas.openxmlformats.org/drawingml/2006/wordprocessingDrawing" xmlns:w10="urn:schemas-microsoft-com:office:word" xmlns:w="http://schemas.openxmlformats.org/wordprocessingml/2006/main" xmlns:w14="http://schemas.microsoft.com/office/word/2010/wordml" xmlns:w15="http://schemas.microsoft.com/office/word/2012/wordml" xmlns:w16se="http://schemas.microsoft.com/office/word/2015/wordml/symex" xmlns:wpg="http://schemas.microsoft.com/office/word/2010/wordprocessingGroup" xmlns:wpi="http://schemas.microsoft.com/office/word/2010/wordprocessingInk" xmlns:wne="http://schemas.microsoft.com/office/word/2006/wordml" xmlns:wps="http://schemas.microsoft.com/office/word/2010/wordprocessingShape" mc:Ignorable="w14 w15 w16se wp14">
-  <w:p>
-    <w:pPr>
-      <w:jc w:val="left"/>
-    </w:pPr>
-  </w:p>
-  <w:p>
-    <w:pPr>
-      <w:jc w:val="left"/>
-    </w:pPr>
-  </w:p>
   <w:tbl>
     <w:tblPr>
-      <w:tblW w:w="0" w:type="auto"/>
+      <w:tblW w:w="27104" w:type="dxa"/>
       <w:tblLook w:val="04A0" w:firstRow="1" w:lastRow="0" w:firstColumn="1" w:lastColumn="0" w:noHBand="0" w:noVBand="1"/>
     </w:tblPr>
     <w:tblGrid>
-      <w:gridCol w:w="2880"/>
-      <w:gridCol w:w="2880"/>
-      <w:gridCol w:w="4021"/>
+      <w:gridCol w:w="2950"/>
+      <w:gridCol w:w="2858"/>
+      <w:gridCol w:w="4448"/>
+      <w:gridCol w:w="4212"/>
+      <w:gridCol w:w="4212"/>
+      <w:gridCol w:w="4212"/>
+      <w:gridCol w:w="4212"/>
     </w:tblGrid>
     <w:tr>
+      <w:trPr>
+        <w:trHeight w:val="1843"/>
+      </w:trPr>
       <w:tc>
         <w:tcPr>
-          <w:tcW w:w="2880" w:type="dxa"/>
+          <w:tcW w:w="2950" w:type="dxa"/>
         </w:tcPr>
         <w:p>
           <w:pPr>
             <w:spacing w:line="240" w:lineRule="auto"/>
+            <w:jc w:val="center"/>
             <w:rPr>
-              <w:rFonts w:ascii="Arial" w:hAnsi="Arial"/>
-              <w:sz w:val="32"/>
-              <w:szCs w:val="32"/>
+              <w:rFonts w:asciiTheme="minorBidi" w:hAnsiTheme="minorBidi" w:cstheme="minorBidi"/>
+              <w:sz w:val="28"/>
+              <w:szCs w:val="28"/>
               <w:rtl/>
             </w:rPr>
           </w:pPr>
           <w:r>
             <w:rPr>
-              <w:rFonts w:ascii="Arial" w:hAnsi="Arial"/>
-              <w:sz w:val="32"/>
-              <w:szCs w:val="32"/>
+              <w:rFonts w:asciiTheme="minorBidi" w:hAnsiTheme="minorBidi" w:cstheme="minorBidi"/>
+              <w:sz w:val="28"/>
+              <w:szCs w:val="28"/>
               <w:rtl/>
             </w:rPr>
             <w:t>المحامي</w:t>
           </w:r>
           <w:r>
             <w:rPr>
-              <w:rFonts w:ascii="Aptos" w:hAnsi="Aptos"/>
-              <w:sz w:val="30"/>
-              <w:szCs w:val="32"/>
-            </w:rPr>
-            <w:t xml:space="preserve"> </w:t>
-          </w:r>
-          <w:r>
-            <w:rPr>
-              <w:rFonts w:ascii="Arial" w:hAnsi="Arial"/>
-              <w:sz w:val="32"/>
-              <w:szCs w:val="32"/>
+              <w:rFonts w:asciiTheme="minorBidi" w:hAnsiTheme="minorBidi" w:cstheme="minorBidi" w:hint="cs"/>
+              <w:sz w:val="28"/>
+              <w:szCs w:val="28"/>
               <w:rtl/>
             </w:rPr>
-            <w:t>محمود</w:t>
-          </w:r>
-          <w:r>
-            <w:rPr>
-              <w:rFonts w:ascii="Aptos" w:hAnsi="Aptos"/>
-              <w:sz w:val="30"/>
-              <w:szCs w:val="32"/>
-            </w:rPr>
-            <w:t xml:space="preserve"> </w:t>
-          </w:r>
-          <w:r>
-            <w:rPr>
-              <w:rFonts w:ascii="Arial" w:hAnsi="Arial"/>
-              <w:sz w:val="32"/>
-              <w:szCs w:val="32"/>
-              <w:rtl/>
-            </w:rPr>
-            <w:t>الحوامدة</w:t>
-          </w:r>
-          <w:r>
-            <w:rPr>
-              <w:rFonts w:ascii="Arial" w:hAnsi="Arial" w:hint="cs"/>
-              <w:sz w:val="32"/>
-              <w:szCs w:val="32"/>
-              <w:rtl/>
-            </w:rPr>
-            <w:t xml:space="preserve">  </w:t>
-          </w:r>
-        </w:p>
-        <w:p>
-          <w:pPr>
-            <w:spacing w:line="240" w:lineRule="auto"/>
-            <w:jc w:val="center"/>
-            <w:rPr>
-              <w:rFonts w:ascii="Arial" w:hAnsi="Arial"/>
-              <w:sz w:val="32"/>
-              <w:szCs w:val="32"/>
-              <w:rtl/>
-            </w:rPr>
-          </w:pPr>
-          <w:r>
-            <w:rPr>
-              <w:rFonts w:ascii="Arial" w:hAnsi="Arial" w:hint="cs"/>
-              <w:sz w:val="32"/>
-              <w:szCs w:val="32"/>
-              <w:rtl/>
-            </w:rPr>
-            <w:t>المحامي ايمن ابو ناصريه</w:t>
+            <w:t xml:space="preserve"> محمود الحوامدة</w:t>
           </w:r>
         </w:p>
         <w:p>
           <w:pPr>
             <w:spacing w:line="240" w:lineRule="auto"/>
             <w:rPr>
-              <w:rFonts w:ascii="Aptos" w:hAnsi="Aptos"/>
+              <w:rFonts w:asciiTheme="minorBidi" w:hAnsiTheme="minorBidi" w:cstheme="minorBidi"/>
             </w:rPr>
           </w:pPr>
           <w:r>
             <w:rPr>
-              <w:rFonts w:ascii="Arial" w:hAnsi="Arial" w:hint="cs"/>
-              <w:sz w:val="32"/>
-              <w:szCs w:val="32"/>
-              <w:rtl/>
-            </w:rPr>
-            <w:t xml:space="preserve">المحامية ديما ابو كوش  </w:t>
-          </w:r>
-          <w:r>
-            <w:rPr>
-              <w:rFonts w:ascii="Aptos" w:hAnsi="Aptos"/>
+              <w:rFonts w:asciiTheme="minorBidi" w:hAnsiTheme="minorBidi" w:cstheme="minorBidi"/>
               <w:sz w:val="30"/>
               <w:szCs w:val="32"/>
             </w:rPr>
@@ -587,14 +1605,14 @@
             <w:spacing w:line="240" w:lineRule="auto"/>
             <w:jc w:val="center"/>
             <w:rPr>
-              <w:rFonts w:ascii="Aptos" w:hAnsi="Aptos"/>
+              <w:rFonts w:asciiTheme="minorBidi" w:hAnsiTheme="minorBidi" w:cstheme="minorBidi"/>
             </w:rPr>
           </w:pPr>
         </w:p>
       </w:tc>
       <w:tc>
         <w:tcPr>
-          <w:tcW w:w="2880" w:type="dxa"/>
+          <w:tcW w:w="2858" w:type="dxa"/>
         </w:tcPr>
         <w:p>
           <w:pPr>
@@ -603,8 +1621,6 @@
               <w:bCs/>
             </w:rPr>
           </w:pPr>
-          <w:bookmarkStart w:id="0" w:name="_GoBack"/>
-          <w:bookmarkEnd w:id="0"/>
           <w:r>
             <w:rPr>
               <w:rFonts w:ascii="Arial" w:hAnsi="Arial"/>
@@ -615,18 +1631,18 @@
               <w:szCs w:val="32"/>
             </w:rPr>
             <w:drawing>
-              <wp:anchor distT="114300" distB="114300" distL="114300" distR="114300" simplePos="0" relativeHeight="251658240" behindDoc="0" locked="0" layoutInCell="1" allowOverlap="1">
+              <wp:anchor distT="0" distB="0" distL="114300" distR="114300" simplePos="0" relativeHeight="251659264" behindDoc="0" locked="0" layoutInCell="1" allowOverlap="1" wp14:anchorId="151DF013" wp14:editId="388FB6FC">
                 <wp:simplePos x="0" y="0"/>
-                <wp:positionH relativeFrom="margin">
-                  <wp:posOffset>2571750</wp:posOffset>
+                <wp:positionH relativeFrom="column">
+                  <wp:posOffset>486410</wp:posOffset>
                 </wp:positionH>
-                <wp:positionV relativeFrom="margin">
-                  <wp:posOffset>466725</wp:posOffset>
+                <wp:positionV relativeFrom="paragraph">
+                  <wp:posOffset>-200025</wp:posOffset>
                 </wp:positionV>
-                <wp:extent cx="1123950" cy="1148715"/>
-                <wp:effectExtent l="0" t="0" r="0" b="0"/>
-                <wp:wrapSquare wrapText="bothSides"/>
-                <wp:docPr id="1286802648" name="Picture 1"/>
+                <wp:extent cx="1342390" cy="1041400"/>
+                <wp:effectExtent l="0" t="0" r="0" b="6350"/>
+                <wp:wrapNone/>
+                <wp:docPr id="8" name="Picture 8"/>
                 <wp:cNvGraphicFramePr>
                   <a:graphicFrameLocks xmlns:a="http://schemas.openxmlformats.org/drawingml/2006/main" noChangeAspect="1"/>
                 </wp:cNvGraphicFramePr>
@@ -652,7 +1668,7 @@
                       <pic:spPr>
                         <a:xfrm>
                           <a:off x="0" y="0"/>
-                          <a:ext cx="1123950" cy="1148715"/>
+                          <a:ext cx="1342390" cy="1041400"/>
                         </a:xfrm>
                         <a:prstGeom prst="rect">
                           <a:avLst/>
@@ -661,6 +1677,12 @@
                     </pic:pic>
                   </a:graphicData>
                 </a:graphic>
+                <wp14:sizeRelH relativeFrom="margin">
+                  <wp14:pctWidth>0</wp14:pctWidth>
+                </wp14:sizeRelH>
+                <wp14:sizeRelV relativeFrom="margin">
+                  <wp14:pctHeight>0</wp14:pctHeight>
+                </wp14:sizeRelV>
               </wp:anchor>
             </w:drawing>
           </w:r>
@@ -668,50 +1690,64 @@
       </w:tc>
       <w:tc>
         <w:tcPr>
-          <w:tcW w:w="4021" w:type="dxa"/>
+          <w:tcW w:w="4448" w:type="dxa"/>
         </w:tcPr>
         <w:p>
           <w:pPr>
             <w:rPr>
-              <w:rFonts w:asciiTheme="minorHAnsi" w:hAnsiTheme="minorHAnsi" w:cstheme="minorHAnsi"/>
+              <w:rFonts w:asciiTheme="minorBidi" w:hAnsiTheme="minorBidi" w:cstheme="minorBidi"/>
+              <w:sz w:val="28"/>
+              <w:szCs w:val="28"/>
             </w:rPr>
           </w:pPr>
           <w:r>
             <w:rPr>
-              <w:rFonts w:asciiTheme="minorHAnsi" w:hAnsiTheme="minorHAnsi" w:cs="Calibri"/>
+              <w:rFonts w:asciiTheme="minorBidi" w:hAnsiTheme="minorBidi" w:cstheme="minorBidi"/>
               <w:b/>
               <w:bCs/>
               <w:sz w:val="28"/>
               <w:szCs w:val="28"/>
               <w:rtl/>
             </w:rPr>
-            <w:t xml:space="preserve">مكتب المحامي </w:t>
+            <w:t>مكتب المحامي</w:t>
           </w:r>
           <w:r>
             <w:rPr>
-              <w:rFonts w:asciiTheme="minorHAnsi" w:hAnsiTheme="minorHAnsi" w:cs="Calibri" w:hint="cs"/>
+              <w:rFonts w:asciiTheme="minorBidi" w:hAnsiTheme="minorBidi" w:cstheme="minorBidi" w:hint="cs"/>
               <w:b/>
               <w:bCs/>
               <w:sz w:val="28"/>
               <w:szCs w:val="28"/>
               <w:rtl/>
             </w:rPr>
-            <w:t>محمود</w:t>
+            <w:t xml:space="preserve"> محمود الحوامدة</w:t>
           </w:r>
           <w:r>
             <w:rPr>
-              <w:rFonts w:asciiTheme="minorHAnsi" w:hAnsiTheme="minorHAnsi" w:cs="Calibri"/>
+              <w:rFonts w:asciiTheme="minorBidi" w:hAnsiTheme="minorBidi" w:cstheme="minorBidi"/>
+              <w:b/>
+              <w:bCs/>
+              <w:sz w:val="28"/>
+              <w:szCs w:val="28"/>
+              <w:rtl/>
+              <w:lang w:bidi="ar-JO"/>
+            </w:rPr>
+            <w:t xml:space="preserve"> </w:t>
+          </w:r>
+          <w:r>
+            <w:rPr>
+              <w:rFonts w:asciiTheme="minorBidi" w:hAnsiTheme="minorBidi" w:cstheme="minorBidi"/>
               <w:b/>
               <w:bCs/>
               <w:sz w:val="28"/>
               <w:szCs w:val="28"/>
               <w:rtl/>
             </w:rPr>
-            <w:t xml:space="preserve"> الحوامدة ومشاركوه</w:t>
+            <w:t>ومشاركوه</w:t>
           </w:r>
           <w:r>
             <w:rPr>
-              <w:rFonts w:asciiTheme="minorHAnsi" w:hAnsiTheme="minorHAnsi" w:cstheme="minorHAnsi"/>
+              <w:rFonts w:asciiTheme="minorBidi" w:hAnsiTheme="minorBidi" w:cstheme="minorBidi"/>
               <w:b/>
               <w:sz w:val="28"/>
               <w:szCs w:val="28"/>
@@ -720,7 +1756,7 @@
           </w:r>
           <w:r>
             <w:rPr>
-              <w:rFonts w:asciiTheme="minorHAnsi" w:hAnsiTheme="minorHAnsi" w:cs="Calibri"/>
+              <w:rFonts w:asciiTheme="minorBidi" w:hAnsiTheme="minorBidi" w:cstheme="minorBidi"/>
               <w:b/>
               <w:bCs/>
               <w:sz w:val="28"/>
@@ -731,16 +1767,79 @@
           </w:r>
         </w:p>
       </w:tc>
+      <w:tc>
+        <w:tcPr>
+          <w:tcW w:w="4212" w:type="dxa"/>
+        </w:tcPr>
+        <w:p>
+          <w:pPr>
+            <w:rPr>
+              <w:rFonts w:asciiTheme="minorBidi" w:hAnsiTheme="minorBidi" w:cstheme="minorBidi"/>
+              <w:b/>
+              <w:bCs/>
+              <w:sz w:val="28"/>
+              <w:szCs w:val="28"/>
+              <w:rtl/>
+            </w:rPr>
+          </w:pPr>
+        </w:p>
+      </w:tc>
+      <w:tc>
+        <w:tcPr>
+          <w:tcW w:w="4212" w:type="dxa"/>
+        </w:tcPr>
+        <w:p>
+          <w:pPr>
+            <w:rPr>
+              <w:rFonts w:asciiTheme="minorBidi" w:hAnsiTheme="minorBidi" w:cstheme="minorBidi"/>
+              <w:b/>
+              <w:bCs/>
+              <w:sz w:val="28"/>
+              <w:szCs w:val="28"/>
+              <w:rtl/>
+            </w:rPr>
+          </w:pPr>
+        </w:p>
+      </w:tc>
+      <w:tc>
+        <w:tcPr>
+          <w:tcW w:w="4212" w:type="dxa"/>
+        </w:tcPr>
+        <w:p>
+          <w:pPr>
+            <w:rPr>
+              <w:rFonts w:asciiTheme="minorBidi" w:hAnsiTheme="minorBidi" w:cstheme="minorBidi"/>
+              <w:b/>
+              <w:bCs/>
+              <w:sz w:val="28"/>
+              <w:szCs w:val="28"/>
+              <w:rtl/>
+            </w:rPr>
+          </w:pPr>
+        </w:p>
+      </w:tc>
+      <w:tc>
+        <w:tcPr>
+          <w:tcW w:w="4212" w:type="dxa"/>
+        </w:tcPr>
+        <w:p>
+          <w:pPr>
+            <w:rPr>
+              <w:rFonts w:asciiTheme="minorBidi" w:hAnsiTheme="minorBidi" w:cstheme="minorBidi"/>
+              <w:b/>
+              <w:bCs/>
+              <w:sz w:val="28"/>
+              <w:szCs w:val="28"/>
+              <w:rtl/>
+            </w:rPr>
+          </w:pPr>
+        </w:p>
+      </w:tc>
     </w:tr>
   </w:tbl>
   <w:p>
     <w:pPr>
-      <w:jc w:val="left"/>
-    </w:pPr>
-  </w:p>
-  <w:p>
-    <w:pPr>
-      <w:jc w:val="left"/>
+      <w:pStyle w:val="Header"/>
     </w:pPr>
   </w:p>
 </w:hdr>
